--- a/a7/packages/A7 Unit 5 - Multi-Step Proportional Relationships/Assessment/Practice Test/A7 Unit 5 Multi-Step Proportional Relationships - Practice Test.docx
+++ b/a7/packages/A7 Unit 5 - Multi-Step Proportional Relationships/Assessment/Practice Test/A7 Unit 5 Multi-Step Proportional Relationships - Practice Test.docx
@@ -460,7 +460,7 @@
                 <w:color w:val="1A1A1A"/>
                 <w:sz w:val="22"/>
               </w:rPr>
-              <w:t>A drawing has a 25° angle. A scale copy is made at k = 4. What is the matching angle in the copy?</w:t>
+              <w:t>A figure is scaled by a scale factor of 2. Select ALL of the statements that are true about the copy.</w:t>
             </w:r>
             <w:r>
               <w:tab/>
@@ -488,7 +488,7 @@
                 <w:color w:val="1A1A1A"/>
                 <w:sz w:val="22"/>
               </w:rPr>
-              <w:t xml:space="preserve">○   </w:t>
+              <w:t xml:space="preserve">□   </w:t>
             </w:r>
             <w:r>
               <w:rPr>
@@ -497,7 +497,7 @@
                 <w:color w:val="1A1A1A"/>
                 <w:sz w:val="22"/>
               </w:rPr>
-              <w:t>A.  100°</w:t>
+              <w:t>A.  The area is 2 times as large.</w:t>
             </w:r>
           </w:p>
           <w:p>
@@ -513,7 +513,7 @@
                 <w:color w:val="1A1A1A"/>
                 <w:sz w:val="22"/>
               </w:rPr>
-              <w:t xml:space="preserve">○   </w:t>
+              <w:t xml:space="preserve">□   </w:t>
             </w:r>
             <w:r>
               <w:rPr>
@@ -522,7 +522,7 @@
                 <w:color w:val="1A1A1A"/>
                 <w:sz w:val="22"/>
               </w:rPr>
-              <w:t>B.  6.25°</w:t>
+              <w:t>B.  Each side is 2 times as long.</w:t>
             </w:r>
           </w:p>
           <w:p>
@@ -538,7 +538,7 @@
                 <w:color w:val="1A1A1A"/>
                 <w:sz w:val="22"/>
               </w:rPr>
-              <w:t xml:space="preserve">○   </w:t>
+              <w:t xml:space="preserve">□   </w:t>
             </w:r>
             <w:r>
               <w:rPr>
@@ -547,7 +547,7 @@
                 <w:color w:val="1A1A1A"/>
                 <w:sz w:val="22"/>
               </w:rPr>
-              <w:t>C.  29°</w:t>
+              <w:t>C.  The perimeter is 2 times as long.</w:t>
             </w:r>
           </w:p>
           <w:p>
@@ -563,7 +563,7 @@
                 <w:color w:val="1A1A1A"/>
                 <w:sz w:val="22"/>
               </w:rPr>
-              <w:t xml:space="preserve">○   </w:t>
+              <w:t xml:space="preserve">□   </w:t>
             </w:r>
             <w:r>
               <w:rPr>
@@ -572,7 +572,32 @@
                 <w:color w:val="1A1A1A"/>
                 <w:sz w:val="22"/>
               </w:rPr>
-              <w:t>D.  25°</w:t>
+              <w:t>D.  The area is 4 times as large.</w:t>
+            </w:r>
+          </w:p>
+          <w:p>
+            <w:pPr>
+              <w:spacing w:before="40" w:after="40"/>
+              <w:ind w:left="1300" w:hanging="380"/>
+            </w:pPr>
+            <w:r>
+              <w:rPr>
+                <w:rFonts w:ascii="FreeSerif" w:hAnsi="FreeSerif" w:eastAsia="FreeSerif"/>
+                <w:b w:val="0"/>
+                <w:i w:val="0"/>
+                <w:color w:val="1A1A1A"/>
+                <w:sz w:val="22"/>
+              </w:rPr>
+              <w:t xml:space="preserve">□   </w:t>
+            </w:r>
+            <w:r>
+              <w:rPr>
+                <w:b w:val="0"/>
+                <w:i w:val="0"/>
+                <w:color w:val="1A1A1A"/>
+                <w:sz w:val="22"/>
+              </w:rPr>
+              <w:t>E.  Each angle is 2 times as large.</w:t>
             </w:r>
           </w:p>
           <w:p>
@@ -840,7 +865,7 @@
                 <w:color w:val="1A1A1A"/>
                 <w:sz w:val="22"/>
               </w:rPr>
-              <w:t>. Find k, and explain why k is not 25.</w:t>
+              <w:t>. What is the scale factor?</w:t>
             </w:r>
             <w:r>
               <w:tab/>
@@ -1303,7 +1328,7 @@
                 <w:color w:val="1A1A1A"/>
                 <w:sz w:val="22"/>
               </w:rPr>
-              <w:t>1 in = 2.54 cm. How many centimetres is 7 in?</w:t>
+              <w:t>1 in = 2.54 cm. How many centimeters is 7 in?</w:t>
             </w:r>
             <w:r>
               <w:tab/>
@@ -1390,7 +1415,7 @@
                 <w:color w:val="1A1A1A"/>
                 <w:sz w:val="22"/>
               </w:rPr>
-              <w:t>1 cm = 0.39 in. How many inches is 110 cm?</w:t>
+              <w:t>1 in = 2.54 cm and 1 cm = 0.39 in. Select ALL of the expressions that give the number of inches in 110 cm.</w:t>
             </w:r>
             <w:r>
               <w:tab/>
@@ -1407,7 +1432,143 @@
           </w:p>
           <w:p>
             <w:pPr>
-              <w:spacing w:after="864"/>
+              <w:spacing w:before="40" w:after="40"/>
+              <w:ind w:left="1300" w:hanging="380"/>
+            </w:pPr>
+            <w:r>
+              <w:rPr>
+                <w:rFonts w:ascii="FreeSerif" w:hAnsi="FreeSerif" w:eastAsia="FreeSerif"/>
+                <w:b w:val="0"/>
+                <w:i w:val="0"/>
+                <w:color w:val="1A1A1A"/>
+                <w:sz w:val="22"/>
+              </w:rPr>
+              <w:t xml:space="preserve">□   </w:t>
+            </w:r>
+            <w:r>
+              <w:rPr>
+                <w:b w:val="0"/>
+                <w:i w:val="0"/>
+                <w:color w:val="1A1A1A"/>
+                <w:sz w:val="22"/>
+              </w:rPr>
+              <w:t xml:space="preserve">A.  </w:t>
+            </w:r>
+            <w:r>
+              <w:rPr>
+                <w:b w:val="0"/>
+                <w:i w:val="0"/>
+                <w:color w:val="1A1A1A"/>
+                <w:sz w:val="22"/>
+              </w:rPr>
+              <w:t>110 × 2.54</w:t>
+            </w:r>
+          </w:p>
+          <w:p>
+            <w:pPr>
+              <w:spacing w:before="40" w:after="40"/>
+              <w:ind w:left="1300" w:hanging="380"/>
+            </w:pPr>
+            <w:r>
+              <w:rPr>
+                <w:rFonts w:ascii="FreeSerif" w:hAnsi="FreeSerif" w:eastAsia="FreeSerif"/>
+                <w:b w:val="0"/>
+                <w:i w:val="0"/>
+                <w:color w:val="1A1A1A"/>
+                <w:sz w:val="22"/>
+              </w:rPr>
+              <w:t xml:space="preserve">□   </w:t>
+            </w:r>
+            <w:r>
+              <w:rPr>
+                <w:b w:val="0"/>
+                <w:i w:val="0"/>
+                <w:color w:val="1A1A1A"/>
+                <w:sz w:val="22"/>
+              </w:rPr>
+              <w:t xml:space="preserve">B.  </w:t>
+            </w:r>
+            <w:r>
+              <w:rPr>
+                <w:b w:val="0"/>
+                <w:i w:val="0"/>
+                <w:color w:val="1A1A1A"/>
+                <w:sz w:val="22"/>
+              </w:rPr>
+              <w:t>110 × 0.39</w:t>
+            </w:r>
+          </w:p>
+          <w:p>
+            <w:pPr>
+              <w:spacing w:before="40" w:after="40"/>
+              <w:ind w:left="1300" w:hanging="380"/>
+            </w:pPr>
+            <w:r>
+              <w:rPr>
+                <w:rFonts w:ascii="FreeSerif" w:hAnsi="FreeSerif" w:eastAsia="FreeSerif"/>
+                <w:b w:val="0"/>
+                <w:i w:val="0"/>
+                <w:color w:val="1A1A1A"/>
+                <w:sz w:val="22"/>
+              </w:rPr>
+              <w:t xml:space="preserve">□   </w:t>
+            </w:r>
+            <w:r>
+              <w:rPr>
+                <w:b w:val="0"/>
+                <w:i w:val="0"/>
+                <w:color w:val="1A1A1A"/>
+                <w:sz w:val="22"/>
+              </w:rPr>
+              <w:t xml:space="preserve">C.  </w:t>
+            </w:r>
+            <w:r>
+              <w:rPr>
+                <w:b w:val="0"/>
+                <w:i w:val="0"/>
+                <w:color w:val="1A1A1A"/>
+                <w:sz w:val="22"/>
+              </w:rPr>
+              <w:t>110 ÷ 0.39</w:t>
+            </w:r>
+          </w:p>
+          <w:p>
+            <w:pPr>
+              <w:spacing w:before="40" w:after="40"/>
+              <w:ind w:left="1300" w:hanging="380"/>
+            </w:pPr>
+            <w:r>
+              <w:rPr>
+                <w:rFonts w:ascii="FreeSerif" w:hAnsi="FreeSerif" w:eastAsia="FreeSerif"/>
+                <w:b w:val="0"/>
+                <w:i w:val="0"/>
+                <w:color w:val="1A1A1A"/>
+                <w:sz w:val="22"/>
+              </w:rPr>
+              <w:t xml:space="preserve">□   </w:t>
+            </w:r>
+            <w:r>
+              <w:rPr>
+                <w:b w:val="0"/>
+                <w:i w:val="0"/>
+                <w:color w:val="1A1A1A"/>
+                <w:sz w:val="22"/>
+              </w:rPr>
+              <w:t xml:space="preserve">D.  </w:t>
+            </w:r>
+            <w:r>
+              <w:rPr>
+                <w:b w:val="0"/>
+                <w:i w:val="0"/>
+                <w:color w:val="1A1A1A"/>
+                <w:sz w:val="22"/>
+              </w:rPr>
+              <w:t>110 ÷ 2.54</w:t>
+            </w:r>
+          </w:p>
+          <w:p>
+            <w:pPr>
+              <w:spacing w:after="1440"/>
             </w:pPr>
           </w:p>
         </w:tc>
@@ -1477,7 +1638,7 @@
                 <w:color w:val="1A1A1A"/>
                 <w:sz w:val="22"/>
               </w:rPr>
-              <w:t>1 yd = 3 ft, 1 ft = 12 in, 1 in = 2.54 cm. How many centimetres is 1.5 yd?</w:t>
+              <w:t>1 yd = 3 ft, 1 ft = 12 in, 1 in = 2.54 cm. How many centimeters is 1.5 yd?</w:t>
             </w:r>
             <w:r>
               <w:tab/>
@@ -1651,7 +1812,7 @@
                 <w:color w:val="1A1A1A"/>
                 <w:sz w:val="22"/>
               </w:rPr>
-              <w:t>1 gal = 3.785 L. How many litres is 3 gal?</w:t>
+              <w:t>1 gal = 3.785 L. How many liters is 3 gal?</w:t>
             </w:r>
             <w:r>
               <w:tab/>
@@ -1738,7 +1899,7 @@
                 <w:color w:val="1A1A1A"/>
                 <w:sz w:val="22"/>
               </w:rPr>
-              <w:t>1 m = 100 cm. A floor is 5 m</w:t>
+              <w:t>1 in = 2.54 cm. A tile is 10 in</w:t>
             </w:r>
             <w:r>
               <w:rPr>
@@ -1757,7 +1918,7 @@
                 <w:color w:val="1A1A1A"/>
                 <w:sz w:val="22"/>
               </w:rPr>
-              <w:t xml:space="preserve"> in area. How many square centimetres is that?</w:t>
+              <w:t xml:space="preserve"> in area. Which is closest to its area in square centimeters?</w:t>
             </w:r>
             <w:r>
               <w:tab/>
@@ -1794,7 +1955,7 @@
                 <w:color w:val="1A1A1A"/>
                 <w:sz w:val="22"/>
               </w:rPr>
-              <w:t>A.  500 cm</w:t>
+              <w:t>A.  25.4 cm</w:t>
             </w:r>
             <w:r>
               <w:rPr>
@@ -1829,7 +1990,7 @@
                 <w:color w:val="1A1A1A"/>
                 <w:sz w:val="22"/>
               </w:rPr>
-              <w:t>B.  50,000 cm</w:t>
+              <w:t>B.  64.5 cm</w:t>
             </w:r>
             <w:r>
               <w:rPr>
@@ -1864,7 +2025,7 @@
                 <w:color w:val="1A1A1A"/>
                 <w:sz w:val="22"/>
               </w:rPr>
-              <w:t>C.  10,000 cm</w:t>
+              <w:t>C.  6.45 cm</w:t>
             </w:r>
             <w:r>
               <w:rPr>
@@ -1899,7 +2060,7 @@
                 <w:color w:val="1A1A1A"/>
                 <w:sz w:val="22"/>
               </w:rPr>
-              <w:t>D.  1,000 cm</w:t>
+              <w:t>D.  50.8 cm</w:t>
             </w:r>
             <w:r>
               <w:rPr>
@@ -1981,7 +2142,7 @@
                 <w:color w:val="1A1A1A"/>
                 <w:sz w:val="22"/>
               </w:rPr>
-              <w:t>Rate on 5 Nov: 1 US dollar = 1.32 Canadian dollars.</w:t>
+              <w:t>Rate on Nov 5: 1 US dollar = 1.32 Canadian dollars.</w:t>
             </w:r>
           </w:p>
           <w:p>
@@ -2183,7 +2344,7 @@
                 <w:color w:val="1A1A1A"/>
                 <w:sz w:val="22"/>
               </w:rPr>
-              <w:t>A car does 27 miles per gallon and its tank holds 10 gal.</w:t>
+              <w:t>A car gets 27 miles per gallon and its tank holds 10 gal.</w:t>
             </w:r>
           </w:p>
           <w:p>
@@ -2254,7 +2415,7 @@
                 <w:color w:val="1A1A1A"/>
                 <w:sz w:val="22"/>
               </w:rPr>
-              <w:t>It starts a 1,200-mi trip with a full tank. How many tanks of gas does the trip take?</w:t>
+              <w:t>It makes a 1,200-mi trip. How many tanks of gas does the trip use? (Part of a tank counts as a whole tank.)</w:t>
             </w:r>
             <w:r>
               <w:tab/>
@@ -2496,7 +2657,7 @@
                 <w:color w:val="1A1A1A"/>
                 <w:sz w:val="22"/>
               </w:rPr>
-              <w:t>Paint is mixed 3 : 1 : 2. A batch uses 4 gal of the second colour. How many gallons is the whole batch?</w:t>
+              <w:t>Paint is mixed 3 : 1 : 2. A batch uses 4 gal of the second color. How many gallons is the whole batch?</w:t>
             </w:r>
             <w:r>
               <w:tab/>

--- a/a7/packages/A7 Unit 5 - Multi-Step Proportional Relationships/Assessment/Practice Test/A7 Unit 5 Multi-Step Proportional Relationships - Practice Test.docx
+++ b/a7/packages/A7 Unit 5 - Multi-Step Proportional Relationships/Assessment/Practice Test/A7 Unit 5 Multi-Step Proportional Relationships - Practice Test.docx
@@ -669,7 +669,25 @@
                 <w:color w:val="1A1A1A"/>
                 <w:sz w:val="22"/>
               </w:rPr>
-              <w:t>A 3 cm by 5 cm rectangle is scaled by k = 2.</w:t>
+              <w:t xml:space="preserve">A 3 cm by 5 cm rectangle is scaled by </w:t>
+            </w:r>
+            <w:r>
+              <w:rPr>
+                <w:b w:val="0"/>
+                <w:i w:val="0"/>
+                <w:color w:val="1A1A1A"/>
+                <w:sz w:val="22"/>
+              </w:rPr>
+              <w:t>k = 2</w:t>
+            </w:r>
+            <w:r>
+              <w:rPr>
+                <w:b w:val="0"/>
+                <w:i w:val="0"/>
+                <w:color w:val="1A1A1A"/>
+                <w:sz w:val="22"/>
+              </w:rPr>
+              <w:t>.</w:t>
             </w:r>
           </w:p>
           <w:p>
@@ -827,7 +845,16 @@
                 <w:color w:val="1A1A1A"/>
                 <w:sz w:val="22"/>
               </w:rPr>
-              <w:t>A figure has area 6 cm</w:t>
+              <w:t xml:space="preserve">A figure has area </w:t>
+            </w:r>
+            <w:r>
+              <w:rPr>
+                <w:b w:val="0"/>
+                <w:i w:val="0"/>
+                <w:color w:val="1A1A1A"/>
+                <w:sz w:val="22"/>
+              </w:rPr>
+              <w:t>6 cm</w:t>
             </w:r>
             <w:r>
               <w:rPr>
@@ -846,7 +873,16 @@
                 <w:color w:val="1A1A1A"/>
                 <w:sz w:val="22"/>
               </w:rPr>
-              <w:t>. Its scale copy has area 150 cm</w:t>
+              <w:t xml:space="preserve">. Its scale copy has area </w:t>
+            </w:r>
+            <w:r>
+              <w:rPr>
+                <w:b w:val="0"/>
+                <w:i w:val="0"/>
+                <w:color w:val="1A1A1A"/>
+                <w:sz w:val="22"/>
+              </w:rPr>
+              <w:t>150 cm</w:t>
             </w:r>
             <w:r>
               <w:rPr>
@@ -949,7 +985,25 @@
                 <w:color w:val="1A1A1A"/>
                 <w:sz w:val="22"/>
               </w:rPr>
-              <w:t>A floor plan is drawn at 1 in : 5 ft. A room is 2 in by 3 in on the plan.</w:t>
+              <w:t xml:space="preserve">A floor plan is drawn at </w:t>
+            </w:r>
+            <w:r>
+              <w:rPr>
+                <w:b w:val="0"/>
+                <w:i w:val="0"/>
+                <w:color w:val="1A1A1A"/>
+                <w:sz w:val="22"/>
+              </w:rPr>
+              <w:t>1 in : 5 ft</w:t>
+            </w:r>
+            <w:r>
+              <w:rPr>
+                <w:b w:val="0"/>
+                <w:i w:val="0"/>
+                <w:color w:val="1A1A1A"/>
+                <w:sz w:val="22"/>
+              </w:rPr>
+              <w:t>. A room is 2 in by 3 in on the plan.</w:t>
             </w:r>
           </w:p>
           <w:p>
@@ -1107,7 +1161,25 @@
                 <w:color w:val="1A1A1A"/>
                 <w:sz w:val="22"/>
               </w:rPr>
-              <w:t>A plan is drawn at 1 in : 3 ft. A real wall is 15 ft long. How long is it on the plan?</w:t>
+              <w:t xml:space="preserve">A plan is drawn at </w:t>
+            </w:r>
+            <w:r>
+              <w:rPr>
+                <w:b w:val="0"/>
+                <w:i w:val="0"/>
+                <w:color w:val="1A1A1A"/>
+                <w:sz w:val="22"/>
+              </w:rPr>
+              <w:t>1 in : 3 ft</w:t>
+            </w:r>
+            <w:r>
+              <w:rPr>
+                <w:b w:val="0"/>
+                <w:i w:val="0"/>
+                <w:color w:val="1A1A1A"/>
+                <w:sz w:val="22"/>
+              </w:rPr>
+              <w:t>. A real wall is 15 ft long. How long is it on the plan?</w:t>
             </w:r>
             <w:r>
               <w:tab/>
@@ -1194,7 +1266,25 @@
                 <w:color w:val="1A1A1A"/>
                 <w:sz w:val="22"/>
               </w:rPr>
-              <w:t>A plan is drawn at 1 in : 6 ft. A room is 1.5 in by 2.5 in on the plan. Find the room's real area.</w:t>
+              <w:t xml:space="preserve">A plan is drawn at </w:t>
+            </w:r>
+            <w:r>
+              <w:rPr>
+                <w:b w:val="0"/>
+                <w:i w:val="0"/>
+                <w:color w:val="1A1A1A"/>
+                <w:sz w:val="22"/>
+              </w:rPr>
+              <w:t>1 in : 6 ft</w:t>
+            </w:r>
+            <w:r>
+              <w:rPr>
+                <w:b w:val="0"/>
+                <w:i w:val="0"/>
+                <w:color w:val="1A1A1A"/>
+                <w:sz w:val="22"/>
+              </w:rPr>
+              <w:t>. A room is 1.5 in by 2.5 in on the plan. Find the room's real area.</w:t>
             </w:r>
             <w:r>
               <w:tab/>
@@ -1328,7 +1418,16 @@
                 <w:color w:val="1A1A1A"/>
                 <w:sz w:val="22"/>
               </w:rPr>
-              <w:t>1 in = 2.54 cm. How many centimeters is 7 in?</w:t>
+              <w:t>1 in = 2.54 cm</w:t>
+            </w:r>
+            <w:r>
+              <w:rPr>
+                <w:b w:val="0"/>
+                <w:i w:val="0"/>
+                <w:color w:val="1A1A1A"/>
+                <w:sz w:val="22"/>
+              </w:rPr>
+              <w:t>. How many centimeters is 7 in?</w:t>
             </w:r>
             <w:r>
               <w:tab/>
@@ -1638,7 +1737,52 @@
                 <w:color w:val="1A1A1A"/>
                 <w:sz w:val="22"/>
               </w:rPr>
-              <w:t>1 yd = 3 ft, 1 ft = 12 in, 1 in = 2.54 cm. How many centimeters is 1.5 yd?</w:t>
+              <w:t>1 yd = 3 ft</w:t>
+            </w:r>
+            <w:r>
+              <w:rPr>
+                <w:b w:val="0"/>
+                <w:i w:val="0"/>
+                <w:color w:val="1A1A1A"/>
+                <w:sz w:val="22"/>
+              </w:rPr>
+              <w:t xml:space="preserve">, </w:t>
+            </w:r>
+            <w:r>
+              <w:rPr>
+                <w:b w:val="0"/>
+                <w:i w:val="0"/>
+                <w:color w:val="1A1A1A"/>
+                <w:sz w:val="22"/>
+              </w:rPr>
+              <w:t>1 ft = 12 in</w:t>
+            </w:r>
+            <w:r>
+              <w:rPr>
+                <w:b w:val="0"/>
+                <w:i w:val="0"/>
+                <w:color w:val="1A1A1A"/>
+                <w:sz w:val="22"/>
+              </w:rPr>
+              <w:t xml:space="preserve">, </w:t>
+            </w:r>
+            <w:r>
+              <w:rPr>
+                <w:b w:val="0"/>
+                <w:i w:val="0"/>
+                <w:color w:val="1A1A1A"/>
+                <w:sz w:val="22"/>
+              </w:rPr>
+              <w:t>1 in = 2.54 cm</w:t>
+            </w:r>
+            <w:r>
+              <w:rPr>
+                <w:b w:val="0"/>
+                <w:i w:val="0"/>
+                <w:color w:val="1A1A1A"/>
+                <w:sz w:val="22"/>
+              </w:rPr>
+              <w:t>. How many centimeters is 1.5 yd?</w:t>
             </w:r>
             <w:r>
               <w:tab/>
@@ -1725,7 +1869,16 @@
                 <w:color w:val="1A1A1A"/>
                 <w:sz w:val="22"/>
               </w:rPr>
-              <w:t>1 kg = 2.204 lb. How many pounds is 35 kg?</w:t>
+              <w:t>1 kg = 2.204 lb</w:t>
+            </w:r>
+            <w:r>
+              <w:rPr>
+                <w:b w:val="0"/>
+                <w:i w:val="0"/>
+                <w:color w:val="1A1A1A"/>
+                <w:sz w:val="22"/>
+              </w:rPr>
+              <w:t>. How many pounds is 35 kg?</w:t>
             </w:r>
             <w:r>
               <w:tab/>
@@ -1812,7 +1965,16 @@
                 <w:color w:val="1A1A1A"/>
                 <w:sz w:val="22"/>
               </w:rPr>
-              <w:t>1 gal = 3.785 L. How many liters is 3 gal?</w:t>
+              <w:t>1 gal = 3.785 L</w:t>
+            </w:r>
+            <w:r>
+              <w:rPr>
+                <w:b w:val="0"/>
+                <w:i w:val="0"/>
+                <w:color w:val="1A1A1A"/>
+                <w:sz w:val="22"/>
+              </w:rPr>
+              <w:t>. How many liters is 3 gal?</w:t>
             </w:r>
             <w:r>
               <w:tab/>
@@ -1899,7 +2061,25 @@
                 <w:color w:val="1A1A1A"/>
                 <w:sz w:val="22"/>
               </w:rPr>
-              <w:t>1 in = 2.54 cm. A tile is 10 in</w:t>
+              <w:t>1 in = 2.54 cm</w:t>
+            </w:r>
+            <w:r>
+              <w:rPr>
+                <w:b w:val="0"/>
+                <w:i w:val="0"/>
+                <w:color w:val="1A1A1A"/>
+                <w:sz w:val="22"/>
+              </w:rPr>
+              <w:t xml:space="preserve">. A tile is </w:t>
+            </w:r>
+            <w:r>
+              <w:rPr>
+                <w:b w:val="0"/>
+                <w:i w:val="0"/>
+                <w:color w:val="1A1A1A"/>
+                <w:sz w:val="22"/>
+              </w:rPr>
+              <w:t>10 in</w:t>
             </w:r>
             <w:r>
               <w:rPr>
@@ -1955,7 +2135,16 @@
                 <w:color w:val="1A1A1A"/>
                 <w:sz w:val="22"/>
               </w:rPr>
-              <w:t>A.  25.4 cm</w:t>
+              <w:t xml:space="preserve">A.  </w:t>
+            </w:r>
+            <w:r>
+              <w:rPr>
+                <w:b w:val="0"/>
+                <w:i w:val="0"/>
+                <w:color w:val="1A1A1A"/>
+                <w:sz w:val="22"/>
+              </w:rPr>
+              <w:t>25.4 cm</w:t>
             </w:r>
             <w:r>
               <w:rPr>
@@ -1990,7 +2179,16 @@
                 <w:color w:val="1A1A1A"/>
                 <w:sz w:val="22"/>
               </w:rPr>
-              <w:t>B.  64.5 cm</w:t>
+              <w:t xml:space="preserve">B.  </w:t>
+            </w:r>
+            <w:r>
+              <w:rPr>
+                <w:b w:val="0"/>
+                <w:i w:val="0"/>
+                <w:color w:val="1A1A1A"/>
+                <w:sz w:val="22"/>
+              </w:rPr>
+              <w:t>64.5 cm</w:t>
             </w:r>
             <w:r>
               <w:rPr>
@@ -2025,7 +2223,16 @@
                 <w:color w:val="1A1A1A"/>
                 <w:sz w:val="22"/>
               </w:rPr>
-              <w:t>C.  6.45 cm</w:t>
+              <w:t xml:space="preserve">C.  </w:t>
+            </w:r>
+            <w:r>
+              <w:rPr>
+                <w:b w:val="0"/>
+                <w:i w:val="0"/>
+                <w:color w:val="1A1A1A"/>
+                <w:sz w:val="22"/>
+              </w:rPr>
+              <w:t>6.45 cm</w:t>
             </w:r>
             <w:r>
               <w:rPr>
@@ -2060,7 +2267,16 @@
                 <w:color w:val="1A1A1A"/>
                 <w:sz w:val="22"/>
               </w:rPr>
-              <w:t>D.  50.8 cm</w:t>
+              <w:t xml:space="preserve">D.  </w:t>
+            </w:r>
+            <w:r>
+              <w:rPr>
+                <w:b w:val="0"/>
+                <w:i w:val="0"/>
+                <w:color w:val="1A1A1A"/>
+                <w:sz w:val="22"/>
+              </w:rPr>
+              <w:t>50.8 cm</w:t>
             </w:r>
             <w:r>
               <w:rPr>
@@ -2142,7 +2358,25 @@
                 <w:color w:val="1A1A1A"/>
                 <w:sz w:val="22"/>
               </w:rPr>
-              <w:t>Rate on Nov 5: 1 US dollar = 1.32 Canadian dollars.</w:t>
+              <w:t xml:space="preserve">Rate on Nov 5: </w:t>
+            </w:r>
+            <w:r>
+              <w:rPr>
+                <w:b w:val="0"/>
+                <w:i w:val="0"/>
+                <w:color w:val="1A1A1A"/>
+                <w:sz w:val="22"/>
+              </w:rPr>
+              <w:t>1 US dollar = 1.32 Canadian dollars</w:t>
+            </w:r>
+            <w:r>
+              <w:rPr>
+                <w:b w:val="0"/>
+                <w:i w:val="0"/>
+                <w:color w:val="1A1A1A"/>
+                <w:sz w:val="22"/>
+              </w:rPr>
+              <w:t>.</w:t>
             </w:r>
           </w:p>
           <w:p>
@@ -2657,7 +2891,25 @@
                 <w:color w:val="1A1A1A"/>
                 <w:sz w:val="22"/>
               </w:rPr>
-              <w:t>Paint is mixed 3 : 1 : 2. A batch uses 4 gal of the second color. How many gallons is the whole batch?</w:t>
+              <w:t xml:space="preserve">Paint is mixed </w:t>
+            </w:r>
+            <w:r>
+              <w:rPr>
+                <w:b w:val="0"/>
+                <w:i w:val="0"/>
+                <w:color w:val="1A1A1A"/>
+                <w:sz w:val="22"/>
+              </w:rPr>
+              <w:t>3 : 1 : 2</w:t>
+            </w:r>
+            <w:r>
+              <w:rPr>
+                <w:b w:val="0"/>
+                <w:i w:val="0"/>
+                <w:color w:val="1A1A1A"/>
+                <w:sz w:val="22"/>
+              </w:rPr>
+              <w:t>. A batch uses 4 gal of the second color. How many gallons is the whole batch?</w:t>
             </w:r>
             <w:r>
               <w:tab/>
@@ -2744,7 +2996,16 @@
                 <w:color w:val="1A1A1A"/>
                 <w:sz w:val="22"/>
               </w:rPr>
-              <w:t>1 mi = 1.61 km. A train does 80 km/h; a bus does 45 mi/h. Which is faster? Show both speeds in one unit.</w:t>
+              <w:t>1 mi = 1.61 km</w:t>
+            </w:r>
+            <w:r>
+              <w:rPr>
+                <w:b w:val="0"/>
+                <w:i w:val="0"/>
+                <w:color w:val="1A1A1A"/>
+                <w:sz w:val="22"/>
+              </w:rPr>
+              <w:t>. A train does 80 km/h; a bus does 45 mi/h. Which is faster? Show both speeds in one unit.</w:t>
             </w:r>
             <w:r>
               <w:tab/>

--- a/a7/packages/A7 Unit 5 - Multi-Step Proportional Relationships/Assessment/Practice Test/A7 Unit 5 Multi-Step Proportional Relationships - Practice Test.docx
+++ b/a7/packages/A7 Unit 5 - Multi-Step Proportional Relationships/Assessment/Practice Test/A7 Unit 5 Multi-Step Proportional Relationships - Practice Test.docx
@@ -220,6 +220,7 @@
     </w:p>
     <w:p>
       <w:pPr>
+        <w:keepNext/>
         <w:spacing w:before="0" w:after="120"/>
       </w:pPr>
       <w:r>
@@ -1352,6 +1353,7 @@
     </w:p>
     <w:p>
       <w:pPr>
+        <w:keepNext/>
         <w:spacing w:before="0" w:after="120"/>
       </w:pPr>
       <w:r>
@@ -2515,6 +2517,7 @@
     </w:p>
     <w:p>
       <w:pPr>
+        <w:keepNext/>
         <w:spacing w:before="0" w:after="120"/>
       </w:pPr>
       <w:r>

--- a/a7/packages/A7 Unit 5 - Multi-Step Proportional Relationships/Assessment/Practice Test/A7 Unit 5 Multi-Step Proportional Relationships - Practice Test.docx
+++ b/a7/packages/A7 Unit 5 - Multi-Step Proportional Relationships/Assessment/Practice Test/A7 Unit 5 Multi-Step Proportional Relationships - Practice Test.docx
@@ -203,7 +203,7 @@
           <w:color w:val="1A1A1A"/>
           <w:sz w:val="24"/>
         </w:rPr>
-        <w:t>Part 1.  Scale Drawings and Scale Factors</w:t>
+        <w:t>Scale Drawings and Scale Factors</w:t>
       </w:r>
       <w:r>
         <w:tab/>
@@ -1336,7 +1336,7 @@
           <w:color w:val="1A1A1A"/>
           <w:sz w:val="24"/>
         </w:rPr>
-        <w:t>Part 2.  Converting Across Systems</w:t>
+        <w:t>Converting Across Systems</w:t>
       </w:r>
       <w:r>
         <w:tab/>
@@ -2500,7 +2500,7 @@
           <w:color w:val="1A1A1A"/>
           <w:sz w:val="24"/>
         </w:rPr>
-        <w:t>Part 3.  Multi-Step Proportion Problems</w:t>
+        <w:t>Multi-Step Proportion Problems</w:t>
       </w:r>
       <w:r>
         <w:tab/>
